--- a/docs/Проектирование/08_Конструктор_дашбордов_и_виджеты.docx
+++ b/docs/Проектирование/08_Конструктор_дашбордов_и_виджеты.docx
@@ -29,7 +29,7 @@
           <w:color w:val="6B7280"/>
           <w:sz w:val="18"/>
         </w:rPr>
-        <w:t>Проект «Dashbord» · универсальная BI-платформа · черновик 2026-07-11</w:t>
+        <w:t>Проект «Dashboard» (ГБУ «МФЦ ДНР») · универсальная BI-платформа · черновик 2026-07-11</w:t>
       </w:r>
     </w:p>
     <w:p/>
